--- a/script_mysql.docx
+++ b/script_mysql.docx
@@ -36,121 +36,114 @@
     <w:p/>
     <w:p>
       <w:r>
-        <w:t>CREATE DATABASE IF NOT EXISTS cinema_</w:t>
+        <w:t>CREATE DATABASE IF NOT EXISTS cinema_db;</w:t>
+      </w:r>
+    </w:p>
+    <w:p>
+      <w:pPr>
+        <w:rPr>
+          <w:lang w:val="fr-CA"/>
+        </w:rPr>
+      </w:pPr>
+      <w:r>
+        <w:rPr>
+          <w:lang w:val="fr-CA"/>
+        </w:rPr>
+        <w:t xml:space="preserve">USE </w:t>
+      </w:r>
+      <w:proofErr w:type="spellStart"/>
+      <w:r>
+        <w:rPr>
+          <w:lang w:val="fr-CA"/>
+        </w:rPr>
+        <w:t>cinema_db</w:t>
+      </w:r>
+      <w:proofErr w:type="spellEnd"/>
+      <w:r>
+        <w:rPr>
+          <w:lang w:val="fr-CA"/>
+        </w:rPr>
+        <w:t>;</w:t>
+      </w:r>
+    </w:p>
+    <w:p>
+      <w:pPr>
+        <w:rPr>
+          <w:lang w:val="fr-CA"/>
+        </w:rPr>
+      </w:pPr>
+    </w:p>
+    <w:p>
+      <w:pPr>
+        <w:rPr>
+          <w:lang w:val="fr-CA"/>
+        </w:rPr>
+      </w:pPr>
+      <w:r>
+        <w:rPr>
+          <w:lang w:val="fr-CA"/>
+        </w:rPr>
+        <w:t>-- 1. Gestion des accès (Module 1)</w:t>
+      </w:r>
+    </w:p>
+    <w:p>
+      <w:r>
+        <w:t>-- ------------------------------------------------------------</w:t>
+      </w:r>
+    </w:p>
+    <w:p/>
+    <w:p>
+      <w:r>
+        <w:t>CREATE TABLE roles (</w:t>
+      </w:r>
+    </w:p>
+    <w:p>
+      <w:r>
+        <w:t xml:space="preserve">    id INT PRIMARY KEY AUTO_INCREMENT,</w:t>
+      </w:r>
+    </w:p>
+    <w:p>
+      <w:pPr>
+        <w:rPr>
+          <w:lang w:val="fr-CA"/>
+        </w:rPr>
+      </w:pPr>
+      <w:r>
+        <w:t xml:space="preserve">    </w:t>
       </w:r>
       <w:proofErr w:type="gramStart"/>
       <w:r>
-        <w:t>db;</w:t>
+        <w:rPr>
+          <w:lang w:val="fr-CA"/>
+        </w:rPr>
+        <w:t>nom</w:t>
       </w:r>
       <w:proofErr w:type="gramEnd"/>
-    </w:p>
-    <w:p>
-      <w:pPr>
-        <w:rPr>
-          <w:lang w:val="fr-CA"/>
-        </w:rPr>
-      </w:pPr>
-      <w:r>
-        <w:rPr>
-          <w:lang w:val="fr-CA"/>
-        </w:rPr>
-        <w:t xml:space="preserve">USE </w:t>
-      </w:r>
-      <w:proofErr w:type="spellStart"/>
-      <w:r>
-        <w:rPr>
-          <w:lang w:val="fr-CA"/>
-        </w:rPr>
-        <w:t>cinema_db</w:t>
-      </w:r>
-      <w:proofErr w:type="spellEnd"/>
-      <w:r>
-        <w:rPr>
-          <w:lang w:val="fr-CA"/>
-        </w:rPr>
-        <w:t>;</w:t>
-      </w:r>
-    </w:p>
-    <w:p>
-      <w:pPr>
-        <w:rPr>
-          <w:lang w:val="fr-CA"/>
-        </w:rPr>
-      </w:pPr>
-    </w:p>
-    <w:p>
-      <w:pPr>
-        <w:rPr>
-          <w:lang w:val="fr-CA"/>
-        </w:rPr>
-      </w:pPr>
-      <w:r>
-        <w:rPr>
-          <w:lang w:val="fr-CA"/>
-        </w:rPr>
-        <w:t>-- 1. Gestion des accès (Module 1)</w:t>
-      </w:r>
-    </w:p>
-    <w:p>
-      <w:r>
-        <w:t>-- ------------------------------------------------------------</w:t>
-      </w:r>
-    </w:p>
-    <w:p/>
-    <w:p>
-      <w:r>
-        <w:t>CREATE TABLE roles (</w:t>
-      </w:r>
-    </w:p>
-    <w:p>
-      <w:r>
-        <w:t xml:space="preserve">    id INT PRIMARY KEY AUTO_INCREMENT,</w:t>
-      </w:r>
-    </w:p>
-    <w:p>
-      <w:pPr>
-        <w:rPr>
-          <w:lang w:val="fr-CA"/>
-        </w:rPr>
-      </w:pPr>
-      <w:r>
-        <w:t xml:space="preserve">    </w:t>
+      <w:r>
+        <w:rPr>
+          <w:lang w:val="fr-CA"/>
+        </w:rPr>
+        <w:t xml:space="preserve"> </w:t>
       </w:r>
       <w:proofErr w:type="gramStart"/>
       <w:r>
         <w:rPr>
           <w:lang w:val="fr-CA"/>
         </w:rPr>
-        <w:t>nom</w:t>
+        <w:t>VARCHAR(</w:t>
       </w:r>
       <w:proofErr w:type="gramEnd"/>
       <w:r>
         <w:rPr>
           <w:lang w:val="fr-CA"/>
         </w:rPr>
-        <w:t xml:space="preserve"> </w:t>
-      </w:r>
-      <w:proofErr w:type="gramStart"/>
-      <w:r>
-        <w:rPr>
-          <w:lang w:val="fr-CA"/>
-        </w:rPr>
-        <w:t>VARCHAR(</w:t>
-      </w:r>
-      <w:proofErr w:type="gramEnd"/>
-      <w:r>
-        <w:rPr>
-          <w:lang w:val="fr-CA"/>
-        </w:rPr>
         <w:t>50) NOT NULL UNIQUE -- Client, Agent, Administrateur</w:t>
       </w:r>
     </w:p>
     <w:p>
-      <w:proofErr w:type="gramStart"/>
       <w:r>
         <w:t>);</w:t>
       </w:r>
-      <w:proofErr w:type="gramEnd"/>
     </w:p>
     <w:p/>
     <w:p>
@@ -932,7 +925,127 @@
     </w:p>
     <w:p>
       <w:r>
-        <w:t>CREATE TABLE reservation_sieges (</w:t>
+        <w:t xml:space="preserve">CREATE TABLE </w:t>
+      </w:r>
+      <w:proofErr w:type="spellStart"/>
+      <w:r>
+        <w:t>reservation_sieges</w:t>
+      </w:r>
+      <w:proofErr w:type="spellEnd"/>
+      <w:r>
+        <w:t xml:space="preserve"> (</w:t>
+      </w:r>
+    </w:p>
+    <w:p>
+      <w:r>
+        <w:t xml:space="preserve">    </w:t>
+      </w:r>
+      <w:proofErr w:type="spellStart"/>
+      <w:r>
+        <w:t>id_reservation</w:t>
+      </w:r>
+      <w:proofErr w:type="spellEnd"/>
+      <w:r>
+        <w:t xml:space="preserve"> INT NOT NULL,</w:t>
+      </w:r>
+    </w:p>
+    <w:p>
+      <w:r>
+        <w:t xml:space="preserve">    </w:t>
+      </w:r>
+      <w:proofErr w:type="spellStart"/>
+      <w:r>
+        <w:t>id_siege</w:t>
+      </w:r>
+      <w:proofErr w:type="spellEnd"/>
+      <w:r>
+        <w:t xml:space="preserve"> INT NOT NULL,</w:t>
+      </w:r>
+    </w:p>
+    <w:p>
+      <w:r>
+        <w:t xml:space="preserve">    </w:t>
+      </w:r>
+      <w:proofErr w:type="spellStart"/>
+      <w:r>
+        <w:t>numero_billet</w:t>
+      </w:r>
+      <w:proofErr w:type="spellEnd"/>
+      <w:r>
+        <w:t xml:space="preserve"> VARCHAR(100) UNIQUE,</w:t>
+      </w:r>
+    </w:p>
+    <w:p>
+      <w:r>
+        <w:t xml:space="preserve">    PRIMARY KEY (</w:t>
+      </w:r>
+      <w:proofErr w:type="spellStart"/>
+      <w:r>
+        <w:t>id_reservation</w:t>
+      </w:r>
+      <w:proofErr w:type="spellEnd"/>
+      <w:r>
+        <w:t xml:space="preserve">, </w:t>
+      </w:r>
+      <w:proofErr w:type="spellStart"/>
+      <w:r>
+        <w:t>id_siege</w:t>
+      </w:r>
+      <w:proofErr w:type="spellEnd"/>
+      <w:r>
+        <w:t>),</w:t>
+      </w:r>
+    </w:p>
+    <w:p>
+      <w:r>
+        <w:t xml:space="preserve">    FOREIGN KEY (</w:t>
+      </w:r>
+      <w:proofErr w:type="spellStart"/>
+      <w:r>
+        <w:t>id_reservation</w:t>
+      </w:r>
+      <w:proofErr w:type="spellEnd"/>
+      <w:r>
+        <w:t>) REFERENCES reservations(id) ON DELETE CASCADE,</w:t>
+      </w:r>
+    </w:p>
+    <w:p>
+      <w:r>
+        <w:t xml:space="preserve">    FOREIGN KEY (</w:t>
+      </w:r>
+      <w:proofErr w:type="spellStart"/>
+      <w:r>
+        <w:t>id_siege</w:t>
+      </w:r>
+      <w:proofErr w:type="spellEnd"/>
+      <w:r>
+        <w:t>) REFERENCES sieges(id)</w:t>
+      </w:r>
+    </w:p>
+    <w:p>
+      <w:r>
+        <w:t>);</w:t>
+      </w:r>
+    </w:p>
+    <w:p/>
+    <w:p>
+      <w:r>
+        <w:t>CREATE TABLE paiements (</w:t>
+      </w:r>
+    </w:p>
+    <w:p>
+      <w:r>
+        <w:t xml:space="preserve">    id INT PRIMARY KEY AUTO_INCREMENT,</w:t>
+      </w:r>
+    </w:p>
+    <w:p>
+      <w:r>
+        <w:t xml:space="preserve">    montant DECIMAL(10, 2) NOT NULL,</w:t>
+      </w:r>
+    </w:p>
+    <w:p>
+      <w:r>
+        <w:t xml:space="preserve">    date_paiement DATETIME DEFAULT CURRENT_TIMESTAMP,</w:t>
       </w:r>
     </w:p>
     <w:p>
@@ -942,148 +1055,73 @@
     </w:p>
     <w:p>
       <w:r>
-        <w:t xml:space="preserve">    id_siege INT NOT NULL,</w:t>
-      </w:r>
-    </w:p>
-    <w:p>
-      <w:r>
-        <w:t xml:space="preserve">    PRIMARY KEY (id_reservation, id_siege),</w:t>
-      </w:r>
-    </w:p>
-    <w:p>
-      <w:r>
-        <w:t xml:space="preserve">    FOREIGN KEY (id_reservation) REFERENCES reservations(id) ON DELETE CASCADE,</w:t>
-      </w:r>
-    </w:p>
-    <w:p>
-      <w:r>
-        <w:t xml:space="preserve">    FOREIGN KEY (id_siege) REFERENCES sieges(id)</w:t>
-      </w:r>
-    </w:p>
-    <w:p>
-      <w:r>
+        <w:t xml:space="preserve">    FOREIGN KEY (id_reservation) REFERENCES reservations(id)</w:t>
+      </w:r>
+    </w:p>
+    <w:p>
+      <w:pPr>
+        <w:rPr>
+          <w:lang w:val="fr-CA"/>
+        </w:rPr>
+      </w:pPr>
+      <w:r>
+        <w:rPr>
+          <w:lang w:val="fr-CA"/>
+        </w:rPr>
         <w:t>);</w:t>
       </w:r>
     </w:p>
-    <w:p/>
-    <w:p>
-      <w:r>
-        <w:t>CREATE TABLE paiements (</w:t>
-      </w:r>
-    </w:p>
-    <w:p>
-      <w:r>
-        <w:t xml:space="preserve">    id INT PRIMARY KEY AUTO_INCREMENT,</w:t>
-      </w:r>
-    </w:p>
-    <w:p>
-      <w:r>
-        <w:t xml:space="preserve">    montant DECIMAL(10, 2) NOT NULL,</w:t>
-      </w:r>
-    </w:p>
-    <w:p>
-      <w:r>
-        <w:t xml:space="preserve">    date_paiement DATETIME DEFAULT CURRENT_TIMESTAMP,</w:t>
-      </w:r>
-    </w:p>
-    <w:p>
-      <w:r>
-        <w:t xml:space="preserve">    id_reservation INT NOT NULL,</w:t>
-      </w:r>
-    </w:p>
-    <w:p>
-      <w:r>
-        <w:t xml:space="preserve">    FOREIGN KEY (id_reservation) REFERENCES reservations(id)</w:t>
-      </w:r>
-    </w:p>
-    <w:p>
-      <w:r>
-        <w:t>);</w:t>
-      </w:r>
-    </w:p>
-    <w:p/>
-    <w:p>
-      <w:r>
-        <w:t>CREATE TABLE billets (</w:t>
-      </w:r>
-    </w:p>
-    <w:p>
-      <w:r>
-        <w:t xml:space="preserve">    id INT PRIMARY KEY AUTO_INCREMENT,</w:t>
-      </w:r>
-    </w:p>
-    <w:p>
-      <w:r>
-        <w:t xml:space="preserve">    numero_billet VARCHAR(100) UNIQUE NOT NULL,</w:t>
-      </w:r>
-    </w:p>
-    <w:p>
-      <w:r>
-        <w:t xml:space="preserve">    id_reservation INT NOT NULL,</w:t>
-      </w:r>
-    </w:p>
-    <w:p>
-      <w:r>
+    <w:p>
+      <w:pPr>
+        <w:rPr>
+          <w:lang w:val="fr-CA"/>
+        </w:rPr>
+      </w:pPr>
+    </w:p>
+    <w:p>
+      <w:pPr>
+        <w:rPr>
+          <w:lang w:val="fr-CA"/>
+        </w:rPr>
+      </w:pPr>
+    </w:p>
+    <w:p>
+      <w:pPr>
+        <w:rPr>
+          <w:lang w:val="fr-CA"/>
+        </w:rPr>
+      </w:pPr>
+      <w:r>
+        <w:rPr>
+          <w:lang w:val="fr-CA"/>
+        </w:rPr>
+        <w:t>-- ============================================================</w:t>
+      </w:r>
+    </w:p>
+    <w:p>
+      <w:pPr>
+        <w:rPr>
+          <w:lang w:val="fr-CA"/>
+        </w:rPr>
+      </w:pPr>
+      <w:r>
+        <w:rPr>
+          <w:lang w:val="fr-CA"/>
+        </w:rPr>
+        <w:t>-- Données de base pour démarrer</w:t>
+      </w:r>
+    </w:p>
+    <w:p>
+      <w:pPr>
+        <w:rPr>
+          <w:lang w:val="fr-CA"/>
+        </w:rPr>
+      </w:pPr>
+      <w:r>
+        <w:rPr>
+          <w:lang w:val="fr-CA"/>
+        </w:rPr>
         <w:lastRenderedPageBreak/>
-        <w:t xml:space="preserve">    FOREIGN KEY (id_reservation) REFERENCES reservations(id) ON DELETE CASCADE</w:t>
-      </w:r>
-    </w:p>
-    <w:p>
-      <w:pPr>
-        <w:rPr>
-          <w:lang w:val="fr-CA"/>
-        </w:rPr>
-      </w:pPr>
-      <w:r>
-        <w:rPr>
-          <w:lang w:val="fr-CA"/>
-        </w:rPr>
-        <w:t>);</w:t>
-      </w:r>
-    </w:p>
-    <w:p>
-      <w:pPr>
-        <w:rPr>
-          <w:lang w:val="fr-CA"/>
-        </w:rPr>
-      </w:pPr>
-    </w:p>
-    <w:p>
-      <w:pPr>
-        <w:rPr>
-          <w:lang w:val="fr-CA"/>
-        </w:rPr>
-      </w:pPr>
-      <w:r>
-        <w:rPr>
-          <w:lang w:val="fr-CA"/>
-        </w:rPr>
-        <w:t>-- ============================================================</w:t>
-      </w:r>
-    </w:p>
-    <w:p>
-      <w:pPr>
-        <w:rPr>
-          <w:lang w:val="fr-CA"/>
-        </w:rPr>
-      </w:pPr>
-      <w:r>
-        <w:rPr>
-          <w:lang w:val="fr-CA"/>
-        </w:rPr>
-        <w:t>-- Données de base pour démarrer</w:t>
-      </w:r>
-    </w:p>
-    <w:p>
-      <w:pPr>
-        <w:rPr>
-          <w:lang w:val="fr-CA"/>
-        </w:rPr>
-      </w:pPr>
-      <w:r>
-        <w:rPr>
-          <w:lang w:val="fr-CA"/>
-        </w:rPr>
         <w:t>-- ============================================================</w:t>
       </w:r>
     </w:p>
